--- a/test_individual_signs_flat.docx
+++ b/test_individual_signs_flat.docx
@@ -5,386 +5,642 @@
     <w:tbl>
       <w:tblPr>
         <w:tblW w:type="auto" w:w="0"/>
+        <w:tblLayout w:type="fixed"/>
         <w:tblLook w:firstColumn="1" w:firstRow="1" w:lastColumn="0" w:lastRow="0" w:noHBand="0" w:noVBand="1" w:val="04A0"/>
       </w:tblPr>
       <w:tblGrid>
-        <w:gridCol w:w="5102"/>
-        <w:gridCol w:w="5102"/>
+        <w:gridCol w:w="6520"/>
+        <w:gridCol w:w="2665"/>
+        <w:gridCol w:w="6520"/>
       </w:tblGrid>
       <w:tr>
         <w:trPr>
-          <w:trHeight w:val="3118"/>
+          <w:trHeight w:val="3402"/>
         </w:trPr>
         <w:tc>
           <w:tcPr>
-            <w:tcW w:type="dxa" w:w="7353"/>
+            <w:tcW w:type="dxa" w:w="4902"/>
             <w:vAlign w:val="center"/>
           </w:tcPr>
-          <w:p>
-            <w:pPr>
+          <w:tbl>
+            <w:tblPr>
+              <w:tblW w:type="auto" w:w="0"/>
               <w:jc w:val="center"/>
-            </w:pPr>
-            <w:r>
-              <w:rPr>
-                <w:rFonts w:ascii="Arial" w:hAnsi="Arial"/>
-                <w:b/>
-                <w:color w:val="5A2D5A"/>
-                <w:sz w:val="44"/>
-              </w:rPr>
-              <w:t>APRICOTS</w:t>
-            </w:r>
-          </w:p>
-          <w:p>
-            <w:pPr>
-              <w:jc w:val="center"/>
-            </w:pPr>
-            <w:r>
-              <w:rPr>
-                <w:rFonts w:ascii="Arial" w:hAnsi="Arial"/>
-                <w:color w:val="333333"/>
-                <w:sz w:val="28"/>
-              </w:rPr>
-              <w:t>Dried Apricots</w:t>
-            </w:r>
-          </w:p>
-          <w:p>
-            <w:pPr>
-              <w:jc w:val="right"/>
-            </w:pPr>
-            <w:r>
-              <w:drawing>
-                <wp:inline xmlns:a="http://schemas.openxmlformats.org/drawingml/2006/main" xmlns:pic="http://schemas.openxmlformats.org/drawingml/2006/picture">
-                  <wp:extent cx="432000" cy="355418"/>
-                  <wp:docPr id="1" name="Picture 1"/>
-                  <wp:cNvGraphicFramePr>
-                    <a:graphicFrameLocks noChangeAspect="1"/>
-                  </wp:cNvGraphicFramePr>
-                  <a:graphic>
-                    <a:graphicData uri="http://schemas.openxmlformats.org/drawingml/2006/picture">
-                      <pic:pic>
-                        <pic:nvPicPr>
-                          <pic:cNvPr id="0" name="logo_fdce.png"/>
-                          <pic:cNvPicPr/>
-                        </pic:nvPicPr>
-                        <pic:blipFill>
-                          <a:blip r:embed="rId9"/>
-                          <a:stretch>
-                            <a:fillRect/>
-                          </a:stretch>
-                        </pic:blipFill>
-                        <pic:spPr>
-                          <a:xfrm>
-                            <a:off x="0" y="0"/>
-                            <a:ext cx="432000" cy="355418"/>
-                          </a:xfrm>
-                          <a:prstGeom prst="rect"/>
-                        </pic:spPr>
-                      </pic:pic>
-                    </a:graphicData>
-                  </a:graphic>
-                </wp:inline>
-              </w:drawing>
-            </w:r>
-          </w:p>
+              <w:tblLayout w:type="fixed"/>
+              <w:tblLook w:firstColumn="1" w:firstRow="1" w:lastColumn="0" w:lastRow="0" w:noHBand="0" w:noVBand="1" w:val="04A0"/>
+            </w:tblPr>
+            <w:tblGrid>
+              <w:gridCol w:w="5669"/>
+            </w:tblGrid>
+            <w:tr>
+              <w:trPr>
+                <w:trHeight w:val="3118"/>
+              </w:trPr>
+              <w:tc>
+                <w:tcPr>
+                  <w:tcW w:type="dxa" w:w="4902"/>
+                  <w:tcBorders>
+                    <w:top w:val="single" w:sz="12" w:space="0" w:color="5a2d5a"/>
+                    <w:left w:val="single" w:sz="12" w:space="0" w:color="5a2d5a"/>
+                    <w:bottom w:val="single" w:sz="12" w:space="0" w:color="5a2d5a"/>
+                    <w:right w:val="single" w:sz="12" w:space="0" w:color="5a2d5a"/>
+                  </w:tcBorders>
+                  <w:vAlign w:val="center"/>
+                </w:tcPr>
+                <w:p>
+                  <w:pPr>
+                    <w:jc w:val="center"/>
+                  </w:pPr>
+                  <w:r>
+                    <w:rPr>
+                      <w:rFonts w:ascii="Arial" w:hAnsi="Arial"/>
+                      <w:b/>
+                      <w:color w:val="5A2D5A"/>
+                      <w:sz w:val="44"/>
+                    </w:rPr>
+                    <w:t>APRICOTS</w:t>
+                  </w:r>
+                </w:p>
+                <w:p>
+                  <w:pPr>
+                    <w:jc w:val="center"/>
+                  </w:pPr>
+                  <w:r>
+                    <w:rPr>
+                      <w:rFonts w:ascii="Arial" w:hAnsi="Arial"/>
+                      <w:color w:val="333333"/>
+                      <w:sz w:val="28"/>
+                    </w:rPr>
+                    <w:t>Dried Apricots</w:t>
+                  </w:r>
+                </w:p>
+                <w:p>
+                  <w:pPr>
+                    <w:jc w:val="right"/>
+                  </w:pPr>
+                  <w:r>
+                    <w:drawing>
+                      <wp:inline xmlns:a="http://schemas.openxmlformats.org/drawingml/2006/main" xmlns:pic="http://schemas.openxmlformats.org/drawingml/2006/picture">
+                        <wp:extent cx="432000" cy="355418"/>
+                        <wp:docPr id="1" name="Picture 1"/>
+                        <wp:cNvGraphicFramePr>
+                          <a:graphicFrameLocks noChangeAspect="1"/>
+                        </wp:cNvGraphicFramePr>
+                        <a:graphic>
+                          <a:graphicData uri="http://schemas.openxmlformats.org/drawingml/2006/picture">
+                            <pic:pic>
+                              <pic:nvPicPr>
+                                <pic:cNvPr id="0" name="logo_fdce.png"/>
+                                <pic:cNvPicPr/>
+                              </pic:nvPicPr>
+                              <pic:blipFill>
+                                <a:blip r:embed="rId9"/>
+                                <a:stretch>
+                                  <a:fillRect/>
+                                </a:stretch>
+                              </pic:blipFill>
+                              <pic:spPr>
+                                <a:xfrm>
+                                  <a:off x="0" y="0"/>
+                                  <a:ext cx="432000" cy="355418"/>
+                                </a:xfrm>
+                                <a:prstGeom prst="rect"/>
+                              </pic:spPr>
+                            </pic:pic>
+                          </a:graphicData>
+                        </a:graphic>
+                      </wp:inline>
+                    </w:drawing>
+                  </w:r>
+                </w:p>
+              </w:tc>
+            </w:tr>
+          </w:tbl>
+          <w:p/>
         </w:tc>
         <w:tc>
           <w:tcPr>
-            <w:tcW w:type="dxa" w:w="7353"/>
+            <w:tcW w:type="dxa" w:w="4902"/>
+          </w:tcPr>
+          <w:p/>
+        </w:tc>
+        <w:tc>
+          <w:tcPr>
+            <w:tcW w:type="dxa" w:w="4902"/>
             <w:vAlign w:val="center"/>
           </w:tcPr>
-          <w:p>
-            <w:pPr>
+          <w:tbl>
+            <w:tblPr>
+              <w:tblW w:type="auto" w:w="0"/>
               <w:jc w:val="center"/>
-            </w:pPr>
-            <w:r>
-              <w:rPr>
-                <w:rFonts w:ascii="Arial" w:hAnsi="Arial"/>
-                <w:b/>
-                <w:color w:val="5A2D5A"/>
-                <w:sz w:val="44"/>
-              </w:rPr>
-              <w:t>CRAMBERRI</w:t>
-            </w:r>
-          </w:p>
-          <w:p>
-            <w:pPr>
-              <w:jc w:val="center"/>
-            </w:pPr>
-            <w:r>
-              <w:rPr>
-                <w:rFonts w:ascii="Arial" w:hAnsi="Arial"/>
-                <w:color w:val="333333"/>
-                <w:sz w:val="28"/>
-              </w:rPr>
-              <w:t>Died Cranberri</w:t>
-            </w:r>
-          </w:p>
-          <w:p>
-            <w:pPr>
-              <w:jc w:val="right"/>
-            </w:pPr>
-            <w:r>
-              <w:drawing>
-                <wp:inline xmlns:a="http://schemas.openxmlformats.org/drawingml/2006/main" xmlns:pic="http://schemas.openxmlformats.org/drawingml/2006/picture">
-                  <wp:extent cx="432000" cy="355418"/>
-                  <wp:docPr id="2" name="Picture 2"/>
-                  <wp:cNvGraphicFramePr>
-                    <a:graphicFrameLocks noChangeAspect="1"/>
-                  </wp:cNvGraphicFramePr>
-                  <a:graphic>
-                    <a:graphicData uri="http://schemas.openxmlformats.org/drawingml/2006/picture">
-                      <pic:pic>
-                        <pic:nvPicPr>
-                          <pic:cNvPr id="0" name="logo_fdce.png"/>
-                          <pic:cNvPicPr/>
-                        </pic:nvPicPr>
-                        <pic:blipFill>
-                          <a:blip r:embed="rId9"/>
-                          <a:stretch>
-                            <a:fillRect/>
-                          </a:stretch>
-                        </pic:blipFill>
-                        <pic:spPr>
-                          <a:xfrm>
-                            <a:off x="0" y="0"/>
-                            <a:ext cx="432000" cy="355418"/>
-                          </a:xfrm>
-                          <a:prstGeom prst="rect"/>
-                        </pic:spPr>
-                      </pic:pic>
-                    </a:graphicData>
-                  </a:graphic>
-                </wp:inline>
-              </w:drawing>
-            </w:r>
-          </w:p>
+              <w:tblLayout w:type="fixed"/>
+              <w:tblLook w:firstColumn="1" w:firstRow="1" w:lastColumn="0" w:lastRow="0" w:noHBand="0" w:noVBand="1" w:val="04A0"/>
+            </w:tblPr>
+            <w:tblGrid>
+              <w:gridCol w:w="5669"/>
+            </w:tblGrid>
+            <w:tr>
+              <w:trPr>
+                <w:trHeight w:val="3118"/>
+              </w:trPr>
+              <w:tc>
+                <w:tcPr>
+                  <w:tcW w:type="dxa" w:w="4902"/>
+                  <w:tcBorders>
+                    <w:top w:val="single" w:sz="12" w:space="0" w:color="5a2d5a"/>
+                    <w:left w:val="single" w:sz="12" w:space="0" w:color="5a2d5a"/>
+                    <w:bottom w:val="single" w:sz="12" w:space="0" w:color="5a2d5a"/>
+                    <w:right w:val="single" w:sz="12" w:space="0" w:color="5a2d5a"/>
+                  </w:tcBorders>
+                  <w:vAlign w:val="center"/>
+                </w:tcPr>
+                <w:p>
+                  <w:pPr>
+                    <w:jc w:val="center"/>
+                  </w:pPr>
+                  <w:r>
+                    <w:rPr>
+                      <w:rFonts w:ascii="Arial" w:hAnsi="Arial"/>
+                      <w:b/>
+                      <w:color w:val="5A2D5A"/>
+                      <w:sz w:val="44"/>
+                    </w:rPr>
+                    <w:t>CRAMBERRI</w:t>
+                  </w:r>
+                </w:p>
+                <w:p>
+                  <w:pPr>
+                    <w:jc w:val="center"/>
+                  </w:pPr>
+                  <w:r>
+                    <w:rPr>
+                      <w:rFonts w:ascii="Arial" w:hAnsi="Arial"/>
+                      <w:color w:val="333333"/>
+                      <w:sz w:val="28"/>
+                    </w:rPr>
+                    <w:t>Died Cranberri</w:t>
+                  </w:r>
+                </w:p>
+                <w:p>
+                  <w:pPr>
+                    <w:jc w:val="right"/>
+                  </w:pPr>
+                  <w:r>
+                    <w:drawing>
+                      <wp:inline xmlns:a="http://schemas.openxmlformats.org/drawingml/2006/main" xmlns:pic="http://schemas.openxmlformats.org/drawingml/2006/picture">
+                        <wp:extent cx="432000" cy="355418"/>
+                        <wp:docPr id="2" name="Picture 2"/>
+                        <wp:cNvGraphicFramePr>
+                          <a:graphicFrameLocks noChangeAspect="1"/>
+                        </wp:cNvGraphicFramePr>
+                        <a:graphic>
+                          <a:graphicData uri="http://schemas.openxmlformats.org/drawingml/2006/picture">
+                            <pic:pic>
+                              <pic:nvPicPr>
+                                <pic:cNvPr id="0" name="logo_fdce.png"/>
+                                <pic:cNvPicPr/>
+                              </pic:nvPicPr>
+                              <pic:blipFill>
+                                <a:blip r:embed="rId9"/>
+                                <a:stretch>
+                                  <a:fillRect/>
+                                </a:stretch>
+                              </pic:blipFill>
+                              <pic:spPr>
+                                <a:xfrm>
+                                  <a:off x="0" y="0"/>
+                                  <a:ext cx="432000" cy="355418"/>
+                                </a:xfrm>
+                                <a:prstGeom prst="rect"/>
+                              </pic:spPr>
+                            </pic:pic>
+                          </a:graphicData>
+                        </a:graphic>
+                      </wp:inline>
+                    </w:drawing>
+                  </w:r>
+                </w:p>
+              </w:tc>
+            </w:tr>
+          </w:tbl>
+          <w:p/>
         </w:tc>
       </w:tr>
       <w:tr>
         <w:trPr>
-          <w:trHeight w:val="3118"/>
+          <w:trHeight w:val="3402"/>
         </w:trPr>
         <w:tc>
           <w:tcPr>
-            <w:tcW w:type="dxa" w:w="14706"/>
-            <w:gridSpan w:val="2"/>
-            <w:vAlign w:val="center"/>
+            <w:tcW w:type="dxa" w:w="4902"/>
           </w:tcPr>
-          <w:p>
-            <w:pPr>
-              <w:jc w:val="center"/>
-            </w:pPr>
-            <w:r>
-              <w:rPr>
-                <w:rFonts w:ascii="Arial" w:hAnsi="Arial"/>
-                <w:b/>
-                <w:color w:val="5A2D5A"/>
-                <w:sz w:val="44"/>
-              </w:rPr>
-              <w:t>GOLDEN RAISIN</w:t>
-            </w:r>
-          </w:p>
-          <w:p>
-            <w:pPr>
-              <w:jc w:val="center"/>
-            </w:pPr>
-            <w:r>
-              <w:rPr>
-                <w:rFonts w:ascii="Arial" w:hAnsi="Arial"/>
-                <w:color w:val="333333"/>
-                <w:sz w:val="28"/>
-              </w:rPr>
-              <w:t>Died Golden Raisin</w:t>
-            </w:r>
-          </w:p>
-          <w:p>
-            <w:pPr>
-              <w:jc w:val="right"/>
-            </w:pPr>
-            <w:r>
-              <w:drawing>
-                <wp:inline xmlns:a="http://schemas.openxmlformats.org/drawingml/2006/main" xmlns:pic="http://schemas.openxmlformats.org/drawingml/2006/picture">
-                  <wp:extent cx="432000" cy="355418"/>
-                  <wp:docPr id="3" name="Picture 3"/>
-                  <wp:cNvGraphicFramePr>
-                    <a:graphicFrameLocks noChangeAspect="1"/>
-                  </wp:cNvGraphicFramePr>
-                  <a:graphic>
-                    <a:graphicData uri="http://schemas.openxmlformats.org/drawingml/2006/picture">
-                      <pic:pic>
-                        <pic:nvPicPr>
-                          <pic:cNvPr id="0" name="logo_fdce.png"/>
-                          <pic:cNvPicPr/>
-                        </pic:nvPicPr>
-                        <pic:blipFill>
-                          <a:blip r:embed="rId9"/>
-                          <a:stretch>
-                            <a:fillRect/>
-                          </a:stretch>
-                        </pic:blipFill>
-                        <pic:spPr>
-                          <a:xfrm>
-                            <a:off x="0" y="0"/>
-                            <a:ext cx="432000" cy="355418"/>
-                          </a:xfrm>
-                          <a:prstGeom prst="rect"/>
-                        </pic:spPr>
-                      </pic:pic>
-                    </a:graphicData>
-                  </a:graphic>
-                </wp:inline>
-              </w:drawing>
-            </w:r>
-          </w:p>
+          <w:p/>
+        </w:tc>
+        <w:tc>
+          <w:tcPr>
+            <w:tcW w:type="dxa" w:w="4902"/>
+          </w:tcPr>
+          <w:p/>
+        </w:tc>
+        <w:tc>
+          <w:tcPr>
+            <w:tcW w:type="dxa" w:w="4902"/>
+          </w:tcPr>
+          <w:p/>
         </w:tc>
       </w:tr>
       <w:tr>
         <w:trPr>
-          <w:trHeight w:val="3118"/>
+          <w:trHeight w:val="3402"/>
         </w:trPr>
         <w:tc>
           <w:tcPr>
-            <w:tcW w:type="dxa" w:w="7353"/>
+            <w:tcW w:type="dxa" w:w="4902"/>
             <w:vAlign w:val="center"/>
           </w:tcPr>
-          <w:p>
-            <w:pPr>
+          <w:tbl>
+            <w:tblPr>
+              <w:tblW w:type="auto" w:w="0"/>
               <w:jc w:val="center"/>
-            </w:pPr>
-            <w:r>
-              <w:rPr>
-                <w:rFonts w:ascii="Arial" w:hAnsi="Arial"/>
-                <w:b/>
-                <w:color w:val="5A2D5A"/>
-                <w:sz w:val="44"/>
-              </w:rPr>
-              <w:t>RAISIN</w:t>
-            </w:r>
-          </w:p>
-          <w:p>
-            <w:pPr>
-              <w:jc w:val="center"/>
-            </w:pPr>
-            <w:r>
-              <w:rPr>
-                <w:rFonts w:ascii="Arial" w:hAnsi="Arial"/>
-                <w:color w:val="333333"/>
-                <w:sz w:val="28"/>
-              </w:rPr>
-              <w:t>Died Raisin</w:t>
-            </w:r>
-          </w:p>
-          <w:p>
-            <w:pPr>
-              <w:jc w:val="right"/>
-            </w:pPr>
-            <w:r>
-              <w:drawing>
-                <wp:inline xmlns:a="http://schemas.openxmlformats.org/drawingml/2006/main" xmlns:pic="http://schemas.openxmlformats.org/drawingml/2006/picture">
-                  <wp:extent cx="432000" cy="355418"/>
-                  <wp:docPr id="4" name="Picture 4"/>
-                  <wp:cNvGraphicFramePr>
-                    <a:graphicFrameLocks noChangeAspect="1"/>
-                  </wp:cNvGraphicFramePr>
-                  <a:graphic>
-                    <a:graphicData uri="http://schemas.openxmlformats.org/drawingml/2006/picture">
-                      <pic:pic>
-                        <pic:nvPicPr>
-                          <pic:cNvPr id="0" name="logo_fdce.png"/>
-                          <pic:cNvPicPr/>
-                        </pic:nvPicPr>
-                        <pic:blipFill>
-                          <a:blip r:embed="rId9"/>
-                          <a:stretch>
-                            <a:fillRect/>
-                          </a:stretch>
-                        </pic:blipFill>
-                        <pic:spPr>
-                          <a:xfrm>
-                            <a:off x="0" y="0"/>
-                            <a:ext cx="432000" cy="355418"/>
-                          </a:xfrm>
-                          <a:prstGeom prst="rect"/>
-                        </pic:spPr>
-                      </pic:pic>
-                    </a:graphicData>
-                  </a:graphic>
-                </wp:inline>
-              </w:drawing>
-            </w:r>
-          </w:p>
+              <w:tblLayout w:type="fixed"/>
+              <w:tblLook w:firstColumn="1" w:firstRow="1" w:lastColumn="0" w:lastRow="0" w:noHBand="0" w:noVBand="1" w:val="04A0"/>
+            </w:tblPr>
+            <w:tblGrid>
+              <w:gridCol w:w="5669"/>
+            </w:tblGrid>
+            <w:tr>
+              <w:trPr>
+                <w:trHeight w:val="3118"/>
+              </w:trPr>
+              <w:tc>
+                <w:tcPr>
+                  <w:tcW w:type="dxa" w:w="4902"/>
+                  <w:tcBorders>
+                    <w:top w:val="single" w:sz="12" w:space="0" w:color="5a2d5a"/>
+                    <w:left w:val="single" w:sz="12" w:space="0" w:color="5a2d5a"/>
+                    <w:bottom w:val="single" w:sz="12" w:space="0" w:color="5a2d5a"/>
+                    <w:right w:val="single" w:sz="12" w:space="0" w:color="5a2d5a"/>
+                  </w:tcBorders>
+                  <w:vAlign w:val="center"/>
+                </w:tcPr>
+                <w:p>
+                  <w:pPr>
+                    <w:jc w:val="center"/>
+                  </w:pPr>
+                  <w:r>
+                    <w:rPr>
+                      <w:rFonts w:ascii="Arial" w:hAnsi="Arial"/>
+                      <w:b/>
+                      <w:color w:val="5A2D5A"/>
+                      <w:sz w:val="44"/>
+                    </w:rPr>
+                    <w:t>GOLDEN RAISIN</w:t>
+                  </w:r>
+                </w:p>
+                <w:p>
+                  <w:pPr>
+                    <w:jc w:val="center"/>
+                  </w:pPr>
+                  <w:r>
+                    <w:rPr>
+                      <w:rFonts w:ascii="Arial" w:hAnsi="Arial"/>
+                      <w:color w:val="333333"/>
+                      <w:sz w:val="28"/>
+                    </w:rPr>
+                    <w:t>Died Golden Raisin</w:t>
+                  </w:r>
+                </w:p>
+                <w:p>
+                  <w:pPr>
+                    <w:jc w:val="right"/>
+                  </w:pPr>
+                  <w:r>
+                    <w:drawing>
+                      <wp:inline xmlns:a="http://schemas.openxmlformats.org/drawingml/2006/main" xmlns:pic="http://schemas.openxmlformats.org/drawingml/2006/picture">
+                        <wp:extent cx="432000" cy="355418"/>
+                        <wp:docPr id="3" name="Picture 3"/>
+                        <wp:cNvGraphicFramePr>
+                          <a:graphicFrameLocks noChangeAspect="1"/>
+                        </wp:cNvGraphicFramePr>
+                        <a:graphic>
+                          <a:graphicData uri="http://schemas.openxmlformats.org/drawingml/2006/picture">
+                            <pic:pic>
+                              <pic:nvPicPr>
+                                <pic:cNvPr id="0" name="logo_fdce.png"/>
+                                <pic:cNvPicPr/>
+                              </pic:nvPicPr>
+                              <pic:blipFill>
+                                <a:blip r:embed="rId9"/>
+                                <a:stretch>
+                                  <a:fillRect/>
+                                </a:stretch>
+                              </pic:blipFill>
+                              <pic:spPr>
+                                <a:xfrm>
+                                  <a:off x="0" y="0"/>
+                                  <a:ext cx="432000" cy="355418"/>
+                                </a:xfrm>
+                                <a:prstGeom prst="rect"/>
+                              </pic:spPr>
+                            </pic:pic>
+                          </a:graphicData>
+                        </a:graphic>
+                      </wp:inline>
+                    </w:drawing>
+                  </w:r>
+                </w:p>
+              </w:tc>
+            </w:tr>
+          </w:tbl>
+          <w:p/>
         </w:tc>
         <w:tc>
           <w:tcPr>
-            <w:tcW w:type="dxa" w:w="7353"/>
+            <w:tcW w:type="dxa" w:w="4902"/>
+          </w:tcPr>
+          <w:p/>
+        </w:tc>
+        <w:tc>
+          <w:tcPr>
+            <w:tcW w:type="dxa" w:w="4902"/>
             <w:vAlign w:val="center"/>
           </w:tcPr>
-          <w:p>
-            <w:pPr>
+          <w:tbl>
+            <w:tblPr>
+              <w:tblW w:type="auto" w:w="0"/>
               <w:jc w:val="center"/>
-            </w:pPr>
-            <w:r>
-              <w:rPr>
-                <w:rFonts w:ascii="Arial" w:hAnsi="Arial"/>
-                <w:b/>
-                <w:color w:val="5A2D5A"/>
-                <w:sz w:val="44"/>
-              </w:rPr>
-              <w:t>BANANA</w:t>
-            </w:r>
-          </w:p>
-          <w:p>
-            <w:pPr>
+              <w:tblLayout w:type="fixed"/>
+              <w:tblLook w:firstColumn="1" w:firstRow="1" w:lastColumn="0" w:lastRow="0" w:noHBand="0" w:noVBand="1" w:val="04A0"/>
+            </w:tblPr>
+            <w:tblGrid>
+              <w:gridCol w:w="5669"/>
+            </w:tblGrid>
+            <w:tr>
+              <w:trPr>
+                <w:trHeight w:val="3118"/>
+              </w:trPr>
+              <w:tc>
+                <w:tcPr>
+                  <w:tcW w:type="dxa" w:w="4902"/>
+                  <w:tcBorders>
+                    <w:top w:val="single" w:sz="12" w:space="0" w:color="5a2d5a"/>
+                    <w:left w:val="single" w:sz="12" w:space="0" w:color="5a2d5a"/>
+                    <w:bottom w:val="single" w:sz="12" w:space="0" w:color="5a2d5a"/>
+                    <w:right w:val="single" w:sz="12" w:space="0" w:color="5a2d5a"/>
+                  </w:tcBorders>
+                  <w:vAlign w:val="center"/>
+                </w:tcPr>
+                <w:p>
+                  <w:pPr>
+                    <w:jc w:val="center"/>
+                  </w:pPr>
+                  <w:r>
+                    <w:rPr>
+                      <w:rFonts w:ascii="Arial" w:hAnsi="Arial"/>
+                      <w:b/>
+                      <w:color w:val="5A2D5A"/>
+                      <w:sz w:val="44"/>
+                    </w:rPr>
+                    <w:t>RAISIN</w:t>
+                  </w:r>
+                </w:p>
+                <w:p>
+                  <w:pPr>
+                    <w:jc w:val="center"/>
+                  </w:pPr>
+                  <w:r>
+                    <w:rPr>
+                      <w:rFonts w:ascii="Arial" w:hAnsi="Arial"/>
+                      <w:color w:val="333333"/>
+                      <w:sz w:val="28"/>
+                    </w:rPr>
+                    <w:t>Died Raisin</w:t>
+                  </w:r>
+                </w:p>
+                <w:p>
+                  <w:pPr>
+                    <w:jc w:val="right"/>
+                  </w:pPr>
+                  <w:r>
+                    <w:drawing>
+                      <wp:inline xmlns:a="http://schemas.openxmlformats.org/drawingml/2006/main" xmlns:pic="http://schemas.openxmlformats.org/drawingml/2006/picture">
+                        <wp:extent cx="432000" cy="355418"/>
+                        <wp:docPr id="4" name="Picture 4"/>
+                        <wp:cNvGraphicFramePr>
+                          <a:graphicFrameLocks noChangeAspect="1"/>
+                        </wp:cNvGraphicFramePr>
+                        <a:graphic>
+                          <a:graphicData uri="http://schemas.openxmlformats.org/drawingml/2006/picture">
+                            <pic:pic>
+                              <pic:nvPicPr>
+                                <pic:cNvPr id="0" name="logo_fdce.png"/>
+                                <pic:cNvPicPr/>
+                              </pic:nvPicPr>
+                              <pic:blipFill>
+                                <a:blip r:embed="rId9"/>
+                                <a:stretch>
+                                  <a:fillRect/>
+                                </a:stretch>
+                              </pic:blipFill>
+                              <pic:spPr>
+                                <a:xfrm>
+                                  <a:off x="0" y="0"/>
+                                  <a:ext cx="432000" cy="355418"/>
+                                </a:xfrm>
+                                <a:prstGeom prst="rect"/>
+                              </pic:spPr>
+                            </pic:pic>
+                          </a:graphicData>
+                        </a:graphic>
+                      </wp:inline>
+                    </w:drawing>
+                  </w:r>
+                </w:p>
+              </w:tc>
+            </w:tr>
+          </w:tbl>
+          <w:p/>
+        </w:tc>
+      </w:tr>
+    </w:tbl>
+    <w:p>
+      <w:r>
+        <w:br w:type="page"/>
+      </w:r>
+    </w:p>
+    <w:tbl>
+      <w:tblPr>
+        <w:tblW w:type="auto" w:w="0"/>
+        <w:tblLayout w:type="fixed"/>
+        <w:tblLook w:firstColumn="1" w:firstRow="1" w:lastColumn="0" w:lastRow="0" w:noHBand="0" w:noVBand="1" w:val="04A0"/>
+      </w:tblPr>
+      <w:tblGrid>
+        <w:gridCol w:w="6520"/>
+        <w:gridCol w:w="2665"/>
+        <w:gridCol w:w="6520"/>
+      </w:tblGrid>
+      <w:tr>
+        <w:trPr>
+          <w:trHeight w:val="3402"/>
+        </w:trPr>
+        <w:tc>
+          <w:tcPr>
+            <w:tcW w:type="dxa" w:w="4902"/>
+            <w:vAlign w:val="center"/>
+          </w:tcPr>
+          <w:tbl>
+            <w:tblPr>
+              <w:tblW w:type="auto" w:w="0"/>
               <w:jc w:val="center"/>
-            </w:pPr>
-            <w:r>
-              <w:rPr>
-                <w:rFonts w:ascii="Arial" w:hAnsi="Arial"/>
-                <w:color w:val="333333"/>
-                <w:sz w:val="28"/>
-              </w:rPr>
-              <w:t>Banana</w:t>
-            </w:r>
-          </w:p>
-          <w:p>
-            <w:pPr>
-              <w:jc w:val="right"/>
-            </w:pPr>
-            <w:r>
-              <w:drawing>
-                <wp:inline xmlns:a="http://schemas.openxmlformats.org/drawingml/2006/main" xmlns:pic="http://schemas.openxmlformats.org/drawingml/2006/picture">
-                  <wp:extent cx="432000" cy="355418"/>
-                  <wp:docPr id="5" name="Picture 5"/>
-                  <wp:cNvGraphicFramePr>
-                    <a:graphicFrameLocks noChangeAspect="1"/>
-                  </wp:cNvGraphicFramePr>
-                  <a:graphic>
-                    <a:graphicData uri="http://schemas.openxmlformats.org/drawingml/2006/picture">
-                      <pic:pic>
-                        <pic:nvPicPr>
-                          <pic:cNvPr id="0" name="logo_fdce.png"/>
-                          <pic:cNvPicPr/>
-                        </pic:nvPicPr>
-                        <pic:blipFill>
-                          <a:blip r:embed="rId9"/>
-                          <a:stretch>
-                            <a:fillRect/>
-                          </a:stretch>
-                        </pic:blipFill>
-                        <pic:spPr>
-                          <a:xfrm>
-                            <a:off x="0" y="0"/>
-                            <a:ext cx="432000" cy="355418"/>
-                          </a:xfrm>
-                          <a:prstGeom prst="rect"/>
-                        </pic:spPr>
-                      </pic:pic>
-                    </a:graphicData>
-                  </a:graphic>
-                </wp:inline>
-              </w:drawing>
-            </w:r>
-          </w:p>
+              <w:tblLayout w:type="fixed"/>
+              <w:tblLook w:firstColumn="1" w:firstRow="1" w:lastColumn="0" w:lastRow="0" w:noHBand="0" w:noVBand="1" w:val="04A0"/>
+            </w:tblPr>
+            <w:tblGrid>
+              <w:gridCol w:w="5669"/>
+            </w:tblGrid>
+            <w:tr>
+              <w:trPr>
+                <w:trHeight w:val="3118"/>
+              </w:trPr>
+              <w:tc>
+                <w:tcPr>
+                  <w:tcW w:type="dxa" w:w="4902"/>
+                  <w:tcBorders>
+                    <w:top w:val="single" w:sz="12" w:space="0" w:color="5a2d5a"/>
+                    <w:left w:val="single" w:sz="12" w:space="0" w:color="5a2d5a"/>
+                    <w:bottom w:val="single" w:sz="12" w:space="0" w:color="5a2d5a"/>
+                    <w:right w:val="single" w:sz="12" w:space="0" w:color="5a2d5a"/>
+                  </w:tcBorders>
+                  <w:vAlign w:val="center"/>
+                </w:tcPr>
+                <w:p>
+                  <w:pPr>
+                    <w:jc w:val="center"/>
+                  </w:pPr>
+                  <w:r>
+                    <w:rPr>
+                      <w:rFonts w:ascii="Arial" w:hAnsi="Arial"/>
+                      <w:b/>
+                      <w:color w:val="5A2D5A"/>
+                      <w:sz w:val="44"/>
+                    </w:rPr>
+                    <w:t>BANANA</w:t>
+                  </w:r>
+                </w:p>
+                <w:p>
+                  <w:pPr>
+                    <w:jc w:val="center"/>
+                  </w:pPr>
+                  <w:r>
+                    <w:rPr>
+                      <w:rFonts w:ascii="Arial" w:hAnsi="Arial"/>
+                      <w:color w:val="333333"/>
+                      <w:sz w:val="28"/>
+                    </w:rPr>
+                    <w:t>Banana</w:t>
+                  </w:r>
+                </w:p>
+                <w:p>
+                  <w:pPr>
+                    <w:jc w:val="right"/>
+                  </w:pPr>
+                  <w:r>
+                    <w:drawing>
+                      <wp:inline xmlns:a="http://schemas.openxmlformats.org/drawingml/2006/main" xmlns:pic="http://schemas.openxmlformats.org/drawingml/2006/picture">
+                        <wp:extent cx="432000" cy="355418"/>
+                        <wp:docPr id="5" name="Picture 5"/>
+                        <wp:cNvGraphicFramePr>
+                          <a:graphicFrameLocks noChangeAspect="1"/>
+                        </wp:cNvGraphicFramePr>
+                        <a:graphic>
+                          <a:graphicData uri="http://schemas.openxmlformats.org/drawingml/2006/picture">
+                            <pic:pic>
+                              <pic:nvPicPr>
+                                <pic:cNvPr id="0" name="logo_fdce.png"/>
+                                <pic:cNvPicPr/>
+                              </pic:nvPicPr>
+                              <pic:blipFill>
+                                <a:blip r:embed="rId9"/>
+                                <a:stretch>
+                                  <a:fillRect/>
+                                </a:stretch>
+                              </pic:blipFill>
+                              <pic:spPr>
+                                <a:xfrm>
+                                  <a:off x="0" y="0"/>
+                                  <a:ext cx="432000" cy="355418"/>
+                                </a:xfrm>
+                                <a:prstGeom prst="rect"/>
+                              </pic:spPr>
+                            </pic:pic>
+                          </a:graphicData>
+                        </a:graphic>
+                      </wp:inline>
+                    </w:drawing>
+                  </w:r>
+                </w:p>
+              </w:tc>
+            </w:tr>
+          </w:tbl>
+          <w:p/>
+        </w:tc>
+        <w:tc>
+          <w:tcPr>
+            <w:tcW w:type="dxa" w:w="4902"/>
+          </w:tcPr>
+          <w:p/>
+        </w:tc>
+        <w:tc>
+          <w:tcPr>
+            <w:tcW w:type="dxa" w:w="4902"/>
+          </w:tcPr>
+          <w:p/>
+        </w:tc>
+      </w:tr>
+      <w:tr>
+        <w:trPr>
+          <w:trHeight w:val="3402"/>
+        </w:trPr>
+        <w:tc>
+          <w:tcPr>
+            <w:tcW w:type="dxa" w:w="4902"/>
+          </w:tcPr>
+          <w:p/>
+        </w:tc>
+        <w:tc>
+          <w:tcPr>
+            <w:tcW w:type="dxa" w:w="4902"/>
+          </w:tcPr>
+          <w:p/>
+        </w:tc>
+        <w:tc>
+          <w:tcPr>
+            <w:tcW w:type="dxa" w:w="4902"/>
+          </w:tcPr>
+          <w:p/>
+        </w:tc>
+      </w:tr>
+      <w:tr>
+        <w:trPr>
+          <w:trHeight w:val="3402"/>
+        </w:trPr>
+        <w:tc>
+          <w:tcPr>
+            <w:tcW w:type="dxa" w:w="4902"/>
+          </w:tcPr>
+          <w:p/>
+        </w:tc>
+        <w:tc>
+          <w:tcPr>
+            <w:tcW w:type="dxa" w:w="4902"/>
+          </w:tcPr>
+          <w:p/>
+        </w:tc>
+        <w:tc>
+          <w:tcPr>
+            <w:tcW w:type="dxa" w:w="4902"/>
+          </w:tcPr>
+          <w:p/>
         </w:tc>
       </w:tr>
     </w:tbl>
